--- a/ki/download/studien-aktuell.docx
+++ b/ki/download/studien-aktuell.docx
@@ -62,7 +62,7 @@
           <w:color w:val="666666"/>
           <w:sz w:val="18"/>
         </w:rPr>
-        <w:t>Stand: 05.10.2026  |  7 Studien  |  ki.m-vf.de</w:t>
+        <w:t>Stand: 08.10.2026  |  5 Studien  |  ki.m-vf.de</w:t>
       </w:r>
     </w:p>
     <w:p>
@@ -70,7 +70,7 @@
         <w:pStyle w:val="Heading1"/>
       </w:pPr>
       <w:r>
-        <w:t>Aufgenommen am 05.10.2026</w:t>
+        <w:t>Aufgenommen am 08.10.2026</w:t>
       </w:r>
     </w:p>
     <w:p>
@@ -78,7 +78,7 @@
         <w:pStyle w:val="Heading2"/>
       </w:pPr>
       <w:r>
-        <w:t>EHR-Implementierung und Ärzte-Burnout: Dokumentationsbelastung als Schlüsselfaktor</w:t>
+        <w:t>KI-gestützte Prognosevorhersage im Schlaganfall: Echtzeit-Validierung in Klinikroutine</w:t>
       </w:r>
     </w:p>
     <w:p>
@@ -88,12 +88,12 @@
           <w:color w:val="666666"/>
           <w:sz w:val="18"/>
         </w:rPr>
-        <w:t>Lee YR et al.  ·  J Eval Clin Pract  ·  Okt. 2026  ·  PMID 42829915</w:t>
+        <w:t>Rubiera M et al.  ·  BMJ Open  ·  07.10.2026  ·  PMID 42843886</w:t>
       </w:r>
     </w:p>
     <w:p>
       <w:r>
-        <w:t>Prospektive Querschnittsstudie über drei Phasen einer systemweiten EHR-Einführung an einer akademischen Klinik zur Identifikation von Burnout-Faktoren bei Ärzten in Akut- und Rehabilitationskliniken.</w:t>
+        <w:t>Prospektive Studie zur Echtzeit-Validierung eines KI-Systems für individualisierte 3-Monats-Outcomes nach Schlaganfall in Schattenmode an 3 europäischen Schlaganfallzentren; Messung der klinischen Machbarkeit, Usability und Vorhersagegüte beim hyperakuten Behandlungsprozess.</w:t>
       </w:r>
     </w:p>
     <w:p>
@@ -104,7 +104,7 @@
         <w:t xml:space="preserve">Ergebnis: </w:t>
       </w:r>
       <w:r>
-        <w:t>Insgesamt blieb Burnout über die Implementierungsphasen stabil (p ≥ 0,05); Ärzte über 65 Jahren zeigten durchgehend protektive Effekte (adjustierte Odds Ratio 0,33–0,49); erhöhte Abenddokumentation ("Pyjama Time") korrelierte mit höherem depersonalization-Score (aOR 1,07; p=0,02), insbesondere in der Post-Implementierungsphase mit durchschnittlich 381,6 Min./Tag.</w:t>
+        <w:t>Studienprotokoll (Rekrutierung läuft); primäre Ergebnisse zu Machbarkeit, Usability und Vorhersagegüte waren zum Zeitpunkt der Publikation noch ausstehend. Sekundäre Endpunkte: Übereinstimmung zwischen KI-empfohlener und tatsächlicher Therapie sowie Validierung an Subgruppen.</w:t>
       </w:r>
     </w:p>
     <w:p>
@@ -119,7 +119,7 @@
         <w:rPr>
           <w:sz w:val="19"/>
         </w:rPr>
-        <w:t>Kanada (Toronto), vergleichbare Gesundheitssystem-Struktur, aber zeigt typische EHR-Implementierungsprobleme</w:t>
+        <w:t>Drei europäische Zentren (Spanien, Deutschland, Israel), vergleichbare Klinikstrukturen.</w:t>
       </w:r>
     </w:p>
     <w:p>
@@ -128,7 +128,7 @@
           <w:color w:val="5A7D3A"/>
           <w:sz w:val="18"/>
         </w:rPr>
-        <w:t>https://pubmed.ncbi.nlm.nih.gov/42829915/</w:t>
+        <w:t>https://pubmed.ncbi.nlm.nih.gov/42843886/</w:t>
       </w:r>
     </w:p>
     <w:p>
@@ -136,7 +136,7 @@
         <w:pStyle w:val="Heading2"/>
       </w:pPr>
       <w:r>
-        <w:t>KI-gestützte zweite Lesart von Zahnröntgenbildern: Verbesserung der Karieserkennung</w:t>
+        <w:t>Telemedizin in österreichischen Gefängnissen: Qualitative Implementierungsstudie</w:t>
       </w:r>
     </w:p>
     <w:p>
@@ -146,12 +146,12 @@
           <w:color w:val="666666"/>
           <w:sz w:val="18"/>
         </w:rPr>
-        <w:t>Šmucler R  ·  Cas Lek Cesk  ·  2026  ·  PMID 42829829</w:t>
+        <w:t>Doppler K et al.  ·  BMJ Open  ·  07.10.2026  ·  PMID 42843879</w:t>
       </w:r>
     </w:p>
     <w:p>
       <w:r>
-        <w:t>Analyse des Einsatzes von KI als zweites Leseverfahren bei Bissflügelaufnahmen zur Früherkennung approximaler Schmelzkaries in der zahnärztlichen Praxis.</w:t>
+        <w:t>Qualitative Studie mit 48 Interviews (35 Pflegekräfte, 3 Ärzte, 7 Direktoren, 3 Beamte) zur Integration von Telemedizin in Haftkrankenstationen bei Ärztemangel; Erfassung von Nutzung, Herausforderungen und Bedingungen für nachhaltige Skalierung.</w:t>
       </w:r>
     </w:p>
     <w:p>
@@ -162,7 +162,7 @@
         <w:t xml:space="preserve">Ergebnis: </w:t>
       </w:r>
       <w:r>
-        <w:t>Ohne KI-Unterstützung erkannten Zahnärzte 44,3 % approximaler Schmelzläsionen, mit KI-Assistenz 75,8 % – ein Unterschied von 31,5 Prozentpunkten; sichere Implementierung erfordert KI als zweites Leseverfahren, klinische Überprüfung falsch-positiver Befunde und Beibehaltung der Kliniker-Verantwortung.</w:t>
+        <w:t>Telemedizin bewährte sich für Rezepturionen, Follow-ups, Befundbesprechungen und Verwaltungsaufgaben. Emergente Notfälle und körperliche Untersuchungen waren ungeeignet. Pflegekräfte als zentrale operative Akteure: Arbeitsbelastung stieg (Koordination) oder sank (weniger externe Transfers) je nach Kontext. Erfolg hing ab von technischer Zuverlässigkeit, stabiler Zuordnung der Fernkliniker und deren Kenntnis der Gegebenheiten.</w:t>
       </w:r>
     </w:p>
     <w:p>
@@ -177,7 +177,7 @@
         <w:rPr>
           <w:sz w:val="19"/>
         </w:rPr>
-        <w:t>Zahnmedizin, Deutschland – ähnliche diagnostische Anforderungen und Dokumentationspraktiken</w:t>
+        <w:t>Österreich, vergleichbares Sozialversicherungssystem, europäische Regulierung.</w:t>
       </w:r>
     </w:p>
     <w:p>
@@ -186,7 +186,7 @@
           <w:color w:val="5A7D3A"/>
           <w:sz w:val="18"/>
         </w:rPr>
-        <w:t>https://pubmed.ncbi.nlm.nih.gov/42829829/</w:t>
+        <w:t>https://pubmed.ncbi.nlm.nih.gov/42843879/</w:t>
       </w:r>
     </w:p>
     <w:p>
@@ -194,7 +194,7 @@
         <w:pStyle w:val="Heading2"/>
       </w:pPr>
       <w:r>
-        <w:t>Digitale Sprachdokumentation in der Klinik: Potenziale und Implementierungsrisiken</w:t>
+        <w:t>LLM-gestützte Erfassung kognitiver Sorgen in Elektronischen Patientenakten: Echtdatenstudie</w:t>
       </w:r>
     </w:p>
     <w:p>
@@ -204,12 +204,12 @@
           <w:color w:val="666666"/>
           <w:sz w:val="18"/>
         </w:rPr>
-        <w:t>Ettlerová T  ·  Cas Lek Cesk  ·  2026  ·  PMID 42829828</w:t>
+        <w:t>Wang L et al.  ·  JMIR Aging  ·  07.10.2026  ·  PMID 42842937</w:t>
       </w:r>
     </w:p>
     <w:p>
       <w:r>
-        <w:t>Überblick über Einsatz von KI-gestützten digitalen Scribern für automatisierte klinische Dokumentation in ambulanter und stationärer Versorgung unter Analyse von Evidenz, Nutzen, Risiken und Implementierungsanforderungen.</w:t>
+        <w:t>EHR-Observationsstudie bei 15.750 älteren Patienten (≥65 Jahre) mit normalen kognitiven Tests; LLM-gestützte NLP-Verarbeitung von Freitext-Notizen zur Identifikation dokumentierter kognitiver Sorgen und Analyse von Erfassungsdeterminanten.</w:t>
       </w:r>
     </w:p>
     <w:p>
@@ -220,7 +220,7 @@
         <w:t xml:space="preserve">Ergebnis: </w:t>
       </w:r>
       <w:r>
-        <w:t>Studien deuten auf Reduktion der Dokumentationszeit, geringere kognitive Last und bessere Arzt-Patient-Aufmerksamkeit hin; erhebliche Risiken sind Ungenauigkeiten, Auslassungen, überlange Noten und Medikationsfehler – sichere Implementierung erfordert qualifizierte menschliche Überprüfung und Workflow-Integration.</w:t>
+        <w:t>Von 15.750 Patienten hatten 13,8% (n=2.175) dokumentierte kognitive Sorgen im Vorjahr in 1,2% der Notizen. Zweistufiges LLM-Pipeline (Med42-v2-8B + GPT-4o): Sensitivität 0,957, PPV 0,935, Spezifität 0,985, F1-Score 0,945. Stärkste Korrelate: Parkinson (aOR 5,29), TBI (aOR 4,63), Schlaganfall (aOR 3,46), Depression (aOR 1,54). Dokumentation seltener in benachteiligten Stadtvierteln (höherer Area Deprivation Index).</w:t>
       </w:r>
     </w:p>
     <w:p>
@@ -235,7 +235,7 @@
         <w:rPr>
           <w:sz w:val="19"/>
         </w:rPr>
-        <w:t>Tschechisches Gesundheitssystem, Evidenz übertragbar auf deutschsprachigen Raum mit ähnlichen Dokumentationspflichten</w:t>
+        <w:t>USA-Daten, aber NLP-Methodik und Equity-Befunde sind übertragbar; Anwendung auf deutsche EHR-Systeme möglich.</w:t>
       </w:r>
     </w:p>
     <w:p>
@@ -244,7 +244,7 @@
           <w:color w:val="5A7D3A"/>
           <w:sz w:val="18"/>
         </w:rPr>
-        <w:t>https://pubmed.ncbi.nlm.nih.gov/42829828/</w:t>
+        <w:t>https://pubmed.ncbi.nlm.nih.gov/42842937/</w:t>
       </w:r>
     </w:p>
     <w:p>
@@ -252,7 +252,7 @@
         <w:pStyle w:val="Heading2"/>
       </w:pPr>
       <w:r>
-        <w:t>Echtzeit-AI zur intraoperativen Anatomie-Segmentierung in der Neurochirurgie: erste Klinik-Evaluation</w:t>
+        <w:t>WeChat-Messaging für Medikamentenadhärenz nach Herzkatheter: Quasi-experimentelle Studie</w:t>
       </w:r>
     </w:p>
     <w:p>
@@ -262,12 +262,12 @@
           <w:color w:val="666666"/>
           <w:sz w:val="18"/>
         </w:rPr>
-        <w:t>Khan DZ et al.  ·  Pituitary  ·  03.10.2026  ·  PMID 42829367</w:t>
+        <w:t>Fang Y et al.  ·  J Med Internet Res  ·  07.10.2026  ·  PMID 42842839</w:t>
       </w:r>
     </w:p>
     <w:p>
       <w:r>
-        <w:t>IDEAL-Stage-1-Evaluierung von Echtzeit-Pixel-Level-Computer-Vision-KI zur anatomischen Segmentierung während endoskopischer transsphenoidaler Hypophysenchirurgie mit Fokus auf Machbarkeit, Nutzerinteraktion und klinische Sicherheit.</w:t>
+        <w:t>Quasi-experimentelle Studie mit 92 Patienten nach perkutaner Koronarintervention (PCI) in China; 12-Wochen-Intervention mit Behavior-Change-Wheel-gerahmten WeChat-Remindern und theoriegestützten Botschaften zu Fähigkeit, Gelegenheit und Motivation.</w:t>
       </w:r>
     </w:p>
     <w:p>
@@ -278,7 +278,7 @@
         <w:t xml:space="preserve">Ergebnis: </w:t>
       </w:r>
       <w:r>
-        <w:t>Bei acht Patienten mit Hypophysenadenomen gelang erfolgreiche KI-Deployment in sechs Fällen mit akzeptabler Sella-Segmentations-Genauigkeit; Deployment-Fehler in zwei Fällen aufgrund Boot-Konfiguration; Multiplikator-Feedback führte zur Integration zusätzlicher Struktur-Segmentationen (Karotis-Arterien) und Hardware-Upgrades; Chirurgisches Team bewertete Machbarkeit, Usability und Akzeptabilität zufriedenstellend; keine Sicherheitsvorfälle, keine AI-bedingten Komplikationen, keine signifikante Ablenkung des Operateurs.</w:t>
+        <w:t>Medikamentenadhärenz (MMAS-8): Intervention 7,40 vs. Kontrolle 6,22 (adjusted MD 1,18, 95% CI 0,96–1,40; p&lt;0,001). Sekundäre Outcomes: BMQ-Notwendigkeit (MD 1,62), BMQ-Sorgen (MD -3,25), Selbstwirksamkeit (MD 4,04), SAQ-Gesamtscore (MD 6,13; alle p&lt;0,001). Treatmentsatisfaction: kein signifikanter Unterschied. Per-Protocol und Differenzen-in-Differenzen-Analysen bestätigen Robustheit.</w:t>
       </w:r>
     </w:p>
     <w:p>
@@ -293,7 +293,7 @@
         <w:rPr>
           <w:sz w:val="19"/>
         </w:rPr>
-        <w:t>Großbritannien (UCL/NHS), hochentwickeltes System; Konzept auf deutsches Neurochirurgie-Setting übertragbar</w:t>
+        <w:t>China, digital fortgeschrittenes Setting; Botschaftsrahmen und Behavior-Change-Ansatz sind auf Deutschland übertragbar.</w:t>
       </w:r>
     </w:p>
     <w:p>
@@ -302,7 +302,7 @@
           <w:color w:val="5A7D3A"/>
           <w:sz w:val="18"/>
         </w:rPr>
-        <w:t>https://pubmed.ncbi.nlm.nih.gov/42829367/</w:t>
+        <w:t>https://pubmed.ncbi.nlm.nih.gov/42842839/</w:t>
       </w:r>
     </w:p>
     <w:p>
@@ -310,7 +310,7 @@
         <w:pStyle w:val="Heading2"/>
       </w:pPr>
       <w:r>
-        <w:t>Tiefenkamera-AI zur Sturzerfassung bei Parkinson und PSP: Datenschutz ohne Cloud-Abhängigkeit</w:t>
+        <w:t>Digitale Gesundheitsinterventionen in der Onkologie: RE-AIM-Analyse der externen Validität</w:t>
       </w:r>
     </w:p>
     <w:p>
@@ -320,12 +320,12 @@
           <w:color w:val="666666"/>
           <w:sz w:val="18"/>
         </w:rPr>
-        <w:t>Kamo H et al.  ·  Front Neurol  ·  18.09.2026  ·  PMID 42827797</w:t>
+        <w:t>Heifez M et al.  ·  Appl Psychol Health Well Being  ·  Okt. 2026  ·  PMID 42841441</w:t>
       </w:r>
     </w:p>
     <w:p>
       <w:r>
-        <w:t>Proof-of-Concept-Studie zur Echtzeit-Sturzerkennung durch privacy-preserving Edge-AI mit Tiefenkamera in einem Parkinson-Spezialwohnheim über 6.272 Monitoring-Stunden.</w:t>
+        <w:t>Systematische Übersicht über 191 RCTs und nicht-randomisierte Studien mit 29.907 Patienten und Betreuungspersonen zu digitalen Interventionen für psychologische und kognitive Aspekte bei Krebs; Bewertung mit RE-AIM-Framework zur Reichweite, Adoption und Verankerung im Alltag.</w:t>
       </w:r>
     </w:p>
     <w:p>
@@ -336,7 +336,7 @@
         <w:t xml:space="preserve">Ergebnis: </w:t>
       </w:r>
       <w:r>
-        <w:t>Bei 74 bestätigten Stürzen erreichte die KI eine Sensitivität von 52,7 % (post-Update 67,6 %) gegenüber 28,4 % konventioneller Facility-Meldung; positive prädiktive Wertigkeit 45,3 % (post-Update 41,8 %); Video-Analyse zeigte krankheitsspezifische Sturzmuster (PD mit mehr kognitiv-exekutiven Komponenten, PSP mit Gewichtsverlagerungs-Defiziten).</w:t>
+        <w:t>Reach, Effectiveness und Implementation wurden häufig berichtet, Adoption und Maintenance unterrepräsentiert. Trotz Berichte zu Effectiveness und Reach: begrenzte Evidenz zur externen Validität schränkt Skalierbarkeit ein. Schlüsselbefund: Fehlende Daten zu realer Übertragbarkeit und Nachhaltigkeit in Routineversorging.</w:t>
       </w:r>
     </w:p>
     <w:p>
@@ -351,7 +351,7 @@
         <w:rPr>
           <w:sz w:val="19"/>
         </w:rPr>
-        <w:t>Japan, Langzeitpflegeeinrichtung – Design auf europäische Pflege-Settings übertragbar, keine Cloud-Abhängigkeit</w:t>
+        <w:t>Internationale Evidenz mit EU-Perspektive; Transfer auf Deutschland erfordert Stärkung der Implementierungsforschung.</w:t>
       </w:r>
     </w:p>
     <w:p>
@@ -360,123 +360,7 @@
           <w:color w:val="5A7D3A"/>
           <w:sz w:val="18"/>
         </w:rPr>
-        <w:t>https://pubmed.ncbi.nlm.nih.gov/42827797/</w:t>
-      </w:r>
-    </w:p>
-    <w:p>
-      <w:pPr>
-        <w:pStyle w:val="Heading2"/>
-      </w:pPr>
-      <w:r>
-        <w:t>Digitale Gesundheitsbildung zur Steigerung von Versicherungsschutz bei Studierenden: RDD-Analyse</w:t>
-      </w:r>
-    </w:p>
-    <w:p>
-      <w:r>
-        <w:rPr>
-          <w:i/>
-          <w:color w:val="666666"/>
-          <w:sz w:val="18"/>
-        </w:rPr>
-        <w:t>Wang S et al.  ·  Front Public Health  ·  18.09.2026  ·  PMID 42827689</w:t>
-      </w:r>
-    </w:p>
-    <w:p>
-      <w:r>
-        <w:t>Quasi-experimentelle Studie mittels Regression-Discontinuity-Design zu Effekt einer campusweiten digitalen Gesundheitsaufklärung auf Versicherungsaktualisierung, Wissensstand und Kostenerstattungsquote bei Universitätsstudierenden.</w:t>
-      </w:r>
-    </w:p>
-    <w:p>
-      <w:r>
-        <w:rPr>
-          <w:b/>
-        </w:rPr>
-        <w:t xml:space="preserve">Ergebnis: </w:t>
-      </w:r>
-      <w:r>
-        <w:t>Nach Intervention stiegen Versicherungs-Enrollment von 87,3 auf 98,5 % (β=0,112, p&lt;0,001), Wissensstand von 42,1 auf 93,6 % (β=0,515, p&lt;0,001), erfolgreiche Kostenerstattung von 87,2 auf 97,7 % (β=0,105, p&lt;0,001); Ablehnungsquote sank um ~43 % (von 17,6 auf 10,1 %, Risikodifferenz 7,5 Prozentpunkte); Kognition und Handlungsfähigkeit erklärten 72 % der Mediationseffekte.</w:t>
-      </w:r>
-    </w:p>
-    <w:p>
-      <w:r>
-        <w:rPr>
-          <w:b/>
-          <w:sz w:val="19"/>
-        </w:rPr>
-        <w:t xml:space="preserve">Übertragbarkeit: </w:t>
-      </w:r>
-      <w:r>
-        <w:rPr>
-          <w:sz w:val="19"/>
-        </w:rPr>
-        <w:t>China (Shandong), aber Design und Erkenntnisse zur digitalen Gesundheitskommunikation übertragbar</w:t>
-      </w:r>
-    </w:p>
-    <w:p>
-      <w:r>
-        <w:rPr>
-          <w:color w:val="5A7D3A"/>
-          <w:sz w:val="18"/>
-        </w:rPr>
-        <w:t>https://pubmed.ncbi.nlm.nih.gov/42827689/</w:t>
-      </w:r>
-    </w:p>
-    <w:p>
-      <w:pPr>
-        <w:pStyle w:val="Heading2"/>
-      </w:pPr>
-      <w:r>
-        <w:t>Machine Learning zur Vorhersage langfristigen Gewichtserhalts nach Fasten: Mikrobiom- und klinische Prädiktoren</w:t>
-      </w:r>
-    </w:p>
-    <w:p>
-      <w:r>
-        <w:rPr>
-          <w:i/>
-          <w:color w:val="666666"/>
-          <w:sz w:val="18"/>
-        </w:rPr>
-        <w:t>Kaufhold G et al.  ·  Genome Med  ·  16.09.2026  ·  PMID 42754908</w:t>
-      </w:r>
-    </w:p>
-    <w:p>
-      <w:r>
-        <w:t>Randomisierte, wartelisten-kontrollierte Studie an 38 gesunden Erwachsenen mit 5-Tage-Fastenintervention und 12-Wochen-Follow-up; Machine-Learning-Modelle identifizierten Baseline-Prädiktoren des individuellen Gewichtsverlust-Ansprechens an Tag 84 und externe Validierung in drei unabhängigen Kohorten.</w:t>
-      </w:r>
-    </w:p>
-    <w:p>
-      <w:r>
-        <w:rPr>
-          <w:b/>
-        </w:rPr>
-        <w:t xml:space="preserve">Ergebnis: </w:t>
-      </w:r>
-      <w:r>
-        <w:t>Modell kombinierend Mikrobiom und klinische Variablen (Faecalibacterium-Art, Oscillibacter sp., LDL-Cholesterin, systolischer Blutdruck) sagte Gewichtsverlust-Response vorhersehbar; Modell generalisierte auf drei externe Kohorten einschließlich Metabolisches-Syndrom-Patienten und Multiple-Sklerose-Patienten mit wiederholtem Fasten; Baseline-Mikrobiom-Diversität assoziiert mit postfastingem Mikrobindiversitäts-Wandel.</w:t>
-      </w:r>
-    </w:p>
-    <w:p>
-      <w:r>
-        <w:rPr>
-          <w:b/>
-          <w:sz w:val="19"/>
-        </w:rPr>
-        <w:t xml:space="preserve">Übertragbarkeit: </w:t>
-      </w:r>
-      <w:r>
-        <w:rPr>
-          <w:sz w:val="19"/>
-        </w:rPr>
-        <w:t>Deutschland (Charité Berlin), prospektive Originaldaten, vergleichbare Bevölkerung</w:t>
-      </w:r>
-    </w:p>
-    <w:p>
-      <w:r>
-        <w:rPr>
-          <w:color w:val="5A7D3A"/>
-          <w:sz w:val="18"/>
-        </w:rPr>
-        <w:t>https://pubmed.ncbi.nlm.nih.gov/42754908/</w:t>
+        <w:t>https://pubmed.ncbi.nlm.nih.gov/42841441/</w:t>
       </w:r>
     </w:p>
     <w:sectPr>

--- a/ki/download/studien-aktuell.docx
+++ b/ki/download/studien-aktuell.docx
@@ -62,7 +62,7 @@
           <w:color w:val="666666"/>
           <w:sz w:val="18"/>
         </w:rPr>
-        <w:t>Stand: 08.10.2026  |  5 Studien  |  ki.m-vf.de</w:t>
+        <w:t>Stand: 23.10.2026  |  6 Studien  |  ki.m-vf.de</w:t>
       </w:r>
     </w:p>
     <w:p>
@@ -70,7 +70,7 @@
         <w:pStyle w:val="Heading1"/>
       </w:pPr>
       <w:r>
-        <w:t>Aufgenommen am 08.10.2026</w:t>
+        <w:t>Aufgenommen am 23.10.2026</w:t>
       </w:r>
     </w:p>
     <w:p>
@@ -78,7 +78,7 @@
         <w:pStyle w:val="Heading2"/>
       </w:pPr>
       <w:r>
-        <w:t>KI-gestützte Prognosevorhersage im Schlaganfall: Echtzeit-Validierung in Klinikroutine</w:t>
+        <w:t>Machine Learning zur Vorhersage von Krankenhaussterblichkeit bei diabetischer Sepsis</w:t>
       </w:r>
     </w:p>
     <w:p>
@@ -88,12 +88,12 @@
           <w:color w:val="666666"/>
           <w:sz w:val="18"/>
         </w:rPr>
-        <w:t>Rubiera M et al.  ·  BMJ Open  ·  07.10.2026  ·  PMID 42843886</w:t>
+        <w:t>Shen Z et al.  ·  BMC Med Inform Decis Mak  ·  22.10.2026  ·  PMID 42907983</w:t>
       </w:r>
     </w:p>
     <w:p>
       <w:r>
-        <w:t>Prospektive Studie zur Echtzeit-Validierung eines KI-Systems für individualisierte 3-Monats-Outcomes nach Schlaganfall in Schattenmode an 3 europäischen Schlaganfallzentren; Messung der klinischen Machbarkeit, Usability und Vorhersagegüte beim hyperakuten Behandlungsprozess.</w:t>
+        <w:t>Retrospektive Kohortenstudie mit 7716 Patienten aus MIMIC-IV-Datenbank zum Vergleich von sechs Machine-Learning-Algorithmen für Mortalitätsprognose bei septischen Diabetespatienten auf Intensivstationen.</w:t>
       </w:r>
     </w:p>
     <w:p>
@@ -104,7 +104,7 @@
         <w:t xml:space="preserve">Ergebnis: </w:t>
       </w:r>
       <w:r>
-        <w:t>Studienprotokoll (Rekrutierung läuft); primäre Ergebnisse zu Machbarkeit, Usability und Vorhersagegüte waren zum Zeitpunkt der Publikation noch ausstehend. Sekundäre Endpunkte: Übereinstimmung zwischen KI-empfohlener und tatsächlicher Therapie sowie Validierung an Subgruppen.</w:t>
+        <w:t>Gradient Boosting Decision Tree erreichte beste Vorhersagegüte (AUC 0,792) und übertraf konventionellen SOFA-Score. SHAP-Analyse zeigte klinische Feature-Hierarchie. Modellinterpretierbarkeit ermöglichte potenzielle Adoption in der Klinik.</w:t>
       </w:r>
     </w:p>
     <w:p>
@@ -119,7 +119,7 @@
         <w:rPr>
           <w:sz w:val="19"/>
         </w:rPr>
-        <w:t>Drei europäische Zentren (Spanien, Deutschland, Israel), vergleichbare Klinikstrukturen.</w:t>
+        <w:t>USA-Daten, aber Methodik und Sepsis-Management sind übertragbar</w:t>
       </w:r>
     </w:p>
     <w:p>
@@ -128,7 +128,7 @@
           <w:color w:val="5A7D3A"/>
           <w:sz w:val="18"/>
         </w:rPr>
-        <w:t>https://pubmed.ncbi.nlm.nih.gov/42843886/</w:t>
+        <w:t>https://pubmed.ncbi.nlm.nih.gov/42907983/</w:t>
       </w:r>
     </w:p>
     <w:p>
@@ -136,7 +136,7 @@
         <w:pStyle w:val="Heading2"/>
       </w:pPr>
       <w:r>
-        <w:t>Telemedizin in österreichischen Gefängnissen: Qualitative Implementierungsstudie</w:t>
+        <w:t>LLM-Zuverlässigkeit beim Feedback zu ärztlichen Zusammenfassungen in Virtual-Patient-Systemen</w:t>
       </w:r>
     </w:p>
     <w:p>
@@ -146,12 +146,12 @@
           <w:color w:val="666666"/>
           <w:sz w:val="18"/>
         </w:rPr>
-        <w:t>Doppler K et al.  ·  BMJ Open  ·  07.10.2026  ·  PMID 42843879</w:t>
+        <w:t>Stadler P et al.  ·  JMIR Med Educ  ·  21.10.2026  ·  PMID 42906147</w:t>
       </w:r>
     </w:p>
     <w:p>
       <w:r>
-        <w:t>Qualitative Studie mit 48 Interviews (35 Pflegekräfte, 3 Ärzte, 7 Direktoren, 3 Beamte) zur Integration von Telemedizin in Haftkrankenstationen bei Ärztemangel; Erfassung von Nutzung, Herausforderungen und Bedingungen für nachhaltige Skalierung.</w:t>
+        <w:t>Experimentelle Studie mit 122 bewerteten Fallzusammenfassungen (Englisch/Deutsch) aus 6 Virtual-Patient-Fällen zum Test von vier LLMs (Claude, GPT-4o, Mistral Large/7B) bei rubrik-gestütztem Scoring mit verschiedenen Prompting-Strategien.</w:t>
       </w:r>
     </w:p>
     <w:p>
@@ -162,7 +162,7 @@
         <w:t xml:space="preserve">Ergebnis: </w:t>
       </w:r>
       <w:r>
-        <w:t>Telemedizin bewährte sich für Rezepturionen, Follow-ups, Befundbesprechungen und Verwaltungsaufgaben. Emergente Notfälle und körperliche Untersuchungen waren ungeeignet. Pflegekräfte als zentrale operative Akteure: Arbeitsbelastung stieg (Koordination) oder sank (weniger externe Transfers) je nach Kontext. Erfolg hing ab von technischer Zuverlässigkeit, stabiler Zuordnung der Fernkliniker und deren Kenntnis der Gegebenheiten.</w:t>
+        <w:t>Große geschlossene Modelle (Claude, GPT-4o, Mistral Large) zeigten hohe Test-Retest-Zuverlässigkeit (ICC≥0,92). Claude war praktisch deterministisch (ICC/Fleiss κ≥0,99). Few-shot+CoT-Prompting erzielte beste Konkordanz mit Experten: Mistral Large 77 % Genauigkeit, Gwet AC1 0,85. LLMs können skalierbare formale Feedback geben, sollten aber Expertenurteil ergänzen, nicht ersetzen.</w:t>
       </w:r>
     </w:p>
     <w:p>
@@ -177,7 +177,7 @@
         <w:rPr>
           <w:sz w:val="19"/>
         </w:rPr>
-        <w:t>Österreich, vergleichbares Sozialversicherungssystem, europäische Regulierung.</w:t>
+        <w:t>Deutsche Fallstudien, europäische Kliniken, Lehrkontext</w:t>
       </w:r>
     </w:p>
     <w:p>
@@ -186,7 +186,7 @@
           <w:color w:val="5A7D3A"/>
           <w:sz w:val="18"/>
         </w:rPr>
-        <w:t>https://pubmed.ncbi.nlm.nih.gov/42843879/</w:t>
+        <w:t>https://pubmed.ncbi.nlm.nih.gov/42906147/</w:t>
       </w:r>
     </w:p>
     <w:p>
@@ -194,7 +194,7 @@
         <w:pStyle w:val="Heading2"/>
       </w:pPr>
       <w:r>
-        <w:t>LLM-gestützte Erfassung kognitiver Sorgen in Elektronischen Patientenakten: Echtdatenstudie</w:t>
+        <w:t>KI-gestützte Delir-Risikovorhersage versus 4AT-Score in der Traumatologie</w:t>
       </w:r>
     </w:p>
     <w:p>
@@ -204,12 +204,12 @@
           <w:color w:val="666666"/>
           <w:sz w:val="18"/>
         </w:rPr>
-        <w:t>Wang L et al.  ·  JMIR Aging  ·  07.10.2026  ·  PMID 42842937</w:t>
+        <w:t>Franceschini K et al.  ·  JMIR Form Res  ·  21.10.2026  ·  PMID 42906075</w:t>
       </w:r>
     </w:p>
     <w:p>
       <w:r>
-        <w:t>EHR-Observationsstudie bei 15.750 älteren Patienten (≥65 Jahre) mit normalen kognitiven Tests; LLM-gestützte NLP-Verarbeitung von Freitext-Notizen zur Identifikation dokumentierter kognitiver Sorgen und Analyse von Erfassungsdeterminanten.</w:t>
+        <w:t>Prospektive Kohortenstudie an 2002 Patienten einer Traumastation, die KI-basierte Delir-Vorhersage mit dem etablierten 4AT-Screening-Tool verglichen hat.</w:t>
       </w:r>
     </w:p>
     <w:p>
@@ -220,7 +220,7 @@
         <w:t xml:space="preserve">Ergebnis: </w:t>
       </w:r>
       <w:r>
-        <w:t>Von 15.750 Patienten hatten 13,8% (n=2.175) dokumentierte kognitive Sorgen im Vorjahr in 1,2% der Notizen. Zweistufiges LLM-Pipeline (Med42-v2-8B + GPT-4o): Sensitivität 0,957, PPV 0,935, Spezifität 0,985, F1-Score 0,945. Stärkste Korrelate: Parkinson (aOR 5,29), TBI (aOR 4,63), Schlaganfall (aOR 3,46), Depression (aOR 1,54). Dokumentation seltener in benachteiligten Stadtvierteln (höherer Area Deprivation Index).</w:t>
+        <w:t>Die KI-basierte Methode erkannte 87,3 % der Patienten mit späterem Delir korrekt als Risikopatienten (vs. 28,0 % für 4AT), bei allerdings niedrigerer Spezifität (73,9 % vs. 96,3 %). AUC 0,884. Das Tool ermöglicht proaktive Risikovorhersage bereits bei Aufnahme ohne administrativen Mehraufwand.</w:t>
       </w:r>
     </w:p>
     <w:p>
@@ -235,7 +235,7 @@
         <w:rPr>
           <w:sz w:val="19"/>
         </w:rPr>
-        <w:t>USA-Daten, aber NLP-Methodik und Equity-Befunde sind übertragbar; Anwendung auf deutsche EHR-Systeme möglich.</w:t>
+        <w:t>Österreich, klinische Daten elektronischer Krankenakten, direkter Versorgungsnutzen</w:t>
       </w:r>
     </w:p>
     <w:p>
@@ -244,7 +244,7 @@
           <w:color w:val="5A7D3A"/>
           <w:sz w:val="18"/>
         </w:rPr>
-        <w:t>https://pubmed.ncbi.nlm.nih.gov/42842937/</w:t>
+        <w:t>https://pubmed.ncbi.nlm.nih.gov/42906075/</w:t>
       </w:r>
     </w:p>
     <w:p>
@@ -252,7 +252,7 @@
         <w:pStyle w:val="Heading2"/>
       </w:pPr>
       <w:r>
-        <w:t>WeChat-Messaging für Medikamentenadhärenz nach Herzkatheter: Quasi-experimentelle Studie</w:t>
+        <w:t>Psychosoziale Faktoren in der Telecare-Akzeptanz durch Pflegepersonen im Alter</w:t>
       </w:r>
     </w:p>
     <w:p>
@@ -262,12 +262,12 @@
           <w:color w:val="666666"/>
           <w:sz w:val="18"/>
         </w:rPr>
-        <w:t>Fang Y et al.  ·  J Med Internet Res  ·  07.10.2026  ·  PMID 42842839</w:t>
+        <w:t>Dolničar V et al.  ·  JMIR Aging  ·  20.10.2026  ·  PMID 42904387</w:t>
       </w:r>
     </w:p>
     <w:p>
       <w:r>
-        <w:t>Quasi-experimentelle Studie mit 92 Patienten nach perkutaner Koronarintervention (PCI) in China; 12-Wochen-Intervention mit Behavior-Change-Wheel-gerahmten WeChat-Remindern und theoriegestützten Botschaften zu Fähigkeit, Gelegenheit und Motivation.</w:t>
+        <w:t>Querschnittsstudie mit 526 Pflegepersonen in Slowenien zu Faktoren der Telecare-Nutzungsabsicht, unter Erweiterung des UTAUT-Modells um psychosoziale Outcomes (Sicherheitsgefühl, Beruhigung, Verbundenheit).</w:t>
       </w:r>
     </w:p>
     <w:p>
@@ -278,7 +278,7 @@
         <w:t xml:space="preserve">Ergebnis: </w:t>
       </w:r>
       <w:r>
-        <w:t>Medikamentenadhärenz (MMAS-8): Intervention 7,40 vs. Kontrolle 6,22 (adjusted MD 1,18, 95% CI 0,96–1,40; p&lt;0,001). Sekundäre Outcomes: BMQ-Notwendigkeit (MD 1,62), BMQ-Sorgen (MD -3,25), Selbstwirksamkeit (MD 4,04), SAQ-Gesamtscore (MD 6,13; alle p&lt;0,001). Treatmentsatisfaction: kein signifikanter Unterschied. Per-Protocol und Differenzen-in-Differenzen-Analysen bestätigen Robustheit.</w:t>
+        <w:t>Psychosoziale Outcomes zeigten stärkste Assoziation mit Nutzungsabsicht (β=0,41, p&lt;0,001). Leistungserwartung (β=0,52), förderliche Bedingungen (β=0,11) und sozialer Einfluss (β=0,21) signifikant. Modell erklärte 54 % der Varianz. Psychosoziale Faktoren sind kritischer als bloße Funktionalität.</w:t>
       </w:r>
     </w:p>
     <w:p>
@@ -293,7 +293,7 @@
         <w:rPr>
           <w:sz w:val="19"/>
         </w:rPr>
-        <w:t>China, digital fortgeschrittenes Setting; Botschaftsrahmen und Behavior-Change-Ansatz sind auf Deutschland übertragbar.</w:t>
+        <w:t>Slowenien, europäischer Kontext, aber Prätest-Absicht, nicht tatsächliche Nutzung</w:t>
       </w:r>
     </w:p>
     <w:p>
@@ -302,7 +302,7 @@
           <w:color w:val="5A7D3A"/>
           <w:sz w:val="18"/>
         </w:rPr>
-        <w:t>https://pubmed.ncbi.nlm.nih.gov/42842839/</w:t>
+        <w:t>https://pubmed.ncbi.nlm.nih.gov/42904387/</w:t>
       </w:r>
     </w:p>
     <w:p>
@@ -310,7 +310,7 @@
         <w:pStyle w:val="Heading2"/>
       </w:pPr>
       <w:r>
-        <w:t>Digitale Gesundheitsinterventionen in der Onkologie: RE-AIM-Analyse der externen Validität</w:t>
+        <w:t>Ärztebewertung von Datenqualität in neuem länderübergreifendem EHR-System</w:t>
       </w:r>
     </w:p>
     <w:p>
@@ -320,12 +320,12 @@
           <w:color w:val="666666"/>
           <w:sz w:val="18"/>
         </w:rPr>
-        <w:t>Heifez M et al.  ·  Appl Psychol Health Well Being  ·  Okt. 2026  ·  PMID 42841441</w:t>
+        <w:t>Golburean O et al.  ·  JMIR Form Res  ·  20.10.2026  ·  PMID 42902907</w:t>
       </w:r>
     </w:p>
     <w:p>
       <w:r>
-        <w:t>Systematische Übersicht über 191 RCTs und nicht-randomisierte Studien mit 29.907 Patienten und Betreuungspersonen zu digitalen Interventionen für psychologische und kognitive Aspekte bei Krebs; Bewertung mit RE-AIM-Framework zur Reichweite, Adoption und Verankerung im Alltag.</w:t>
+        <w:t>Mixed-Methods-Studie mit Befragung und Interviews von Klinikärzten nach Einführung eines neuen institutionsübergreifenden EHR-Systems in Norwegen (2023–2024).</w:t>
       </w:r>
     </w:p>
     <w:p>
@@ -336,7 +336,7 @@
         <w:t xml:space="preserve">Ergebnis: </w:t>
       </w:r>
       <w:r>
-        <w:t>Reach, Effectiveness und Implementation wurden häufig berichtet, Adoption und Maintenance unterrepräsentiert. Trotz Berichte zu Effectiveness und Reach: begrenzte Evidenz zur externen Validität schränkt Skalierbarkeit ein. Schlüsselbefund: Fehlende Daten zu realer Übertragbarkeit und Nachhaltigkeit in Routineversorging.</w:t>
+        <w:t>Mehrheit der Ärzte kritisierte Datenorganisation und Überfülle an Informationen; Verbesserungen in Datenzugriff anerkannt. Zeitverlauf-Funktion zur Patientenüberwachung und Chat-Funktion für Kollegenkommunikation als nutzbringend bewertet. Patientenportal verbesserte Kommunikation, aber Nutzbarkeit erfordert umfangreiche Schulung.</w:t>
       </w:r>
     </w:p>
     <w:p>
@@ -351,7 +351,7 @@
         <w:rPr>
           <w:sz w:val="19"/>
         </w:rPr>
-        <w:t>Internationale Evidenz mit EU-Perspektive; Transfer auf Deutschland erfordert Stärkung der Implementierungsforschung.</w:t>
+        <w:t>Norwegen, vergleichbare EHR-Infrastruktur und Datenschutzstandards</w:t>
       </w:r>
     </w:p>
     <w:p>
@@ -360,7 +360,65 @@
           <w:color w:val="5A7D3A"/>
           <w:sz w:val="18"/>
         </w:rPr>
-        <w:t>https://pubmed.ncbi.nlm.nih.gov/42841441/</w:t>
+        <w:t>https://pubmed.ncbi.nlm.nih.gov/42902907/</w:t>
+      </w:r>
+    </w:p>
+    <w:p>
+      <w:pPr>
+        <w:pStyle w:val="Heading2"/>
+      </w:pPr>
+      <w:r>
+        <w:t>LLM-gestützte Harmonisierung widersprüchlicher Leitlinien für Delphi-Konsensfindung</w:t>
+      </w:r>
+    </w:p>
+    <w:p>
+      <w:r>
+        <w:rPr>
+          <w:i/>
+          <w:color w:val="666666"/>
+          <w:sz w:val="18"/>
+        </w:rPr>
+        <w:t>Haas M et al.  ·  J Med Internet Res  ·  20.10.2026  ·  PMID 42902842</w:t>
+      </w:r>
+    </w:p>
+    <w:p>
+      <w:r>
+        <w:t>Methodische Studie zur Entwicklung eines reproduzierbaren Workflows für LLM-gestützte Analyse konkurrierender klinischer Leitlinien und Identifikation von Evidenzlücken, am Beispiel Peniskarzinom durchgeführt.</w:t>
+      </w:r>
+    </w:p>
+    <w:p>
+      <w:r>
+        <w:rPr>
+          <w:b/>
+        </w:rPr>
+        <w:t xml:space="preserve">Ergebnis: </w:t>
+      </w:r>
+      <w:r>
+        <w:t>Workflow extrahierte 157 Empfehlungen aus 5 Leitlinien und verdichtete diese zu 68 harmonisierten Kandidaten-Items; 15 Konsens-Items, 53 divergente/ambivalente Items, 9 echte Lücken identifiziert. Dreifach-Ensemble-Konsistenzprüfung mit Expertenvalidierung: 62 finale Delphi-ready Items.</w:t>
+      </w:r>
+    </w:p>
+    <w:p>
+      <w:r>
+        <w:rPr>
+          <w:b/>
+          <w:sz w:val="19"/>
+        </w:rPr>
+        <w:t xml:space="preserve">Übertragbarkeit: </w:t>
+      </w:r>
+      <w:r>
+        <w:rPr>
+          <w:sz w:val="19"/>
+        </w:rPr>
+        <w:t>Deutschland/Europa, Standard-Leitlinienmethodik und Konsensverfahren</w:t>
+      </w:r>
+    </w:p>
+    <w:p>
+      <w:r>
+        <w:rPr>
+          <w:color w:val="5A7D3A"/>
+          <w:sz w:val="18"/>
+        </w:rPr>
+        <w:t>https://pubmed.ncbi.nlm.nih.gov/42902842/</w:t>
       </w:r>
     </w:p>
     <w:sectPr>

--- a/ki/download/studien-aktuell.docx
+++ b/ki/download/studien-aktuell.docx
@@ -62,7 +62,7 @@
           <w:color w:val="666666"/>
           <w:sz w:val="18"/>
         </w:rPr>
-        <w:t>Stand: 23.10.2026  |  6 Studien  |  ki.m-vf.de</w:t>
+        <w:t>Stand: 24.10.2026  |  6 Studien  |  ki.m-vf.de</w:t>
       </w:r>
     </w:p>
     <w:p>
@@ -70,7 +70,7 @@
         <w:pStyle w:val="Heading1"/>
       </w:pPr>
       <w:r>
-        <w:t>Aufgenommen am 23.10.2026</w:t>
+        <w:t>Aufgenommen am 24.10.2026</w:t>
       </w:r>
     </w:p>
     <w:p>
@@ -78,7 +78,7 @@
         <w:pStyle w:val="Heading2"/>
       </w:pPr>
       <w:r>
-        <w:t>Machine Learning zur Vorhersage von Krankenhaussterblichkeit bei diabetischer Sepsis</w:t>
+        <w:t>Machine-Learning-Modell zur Vorhersage von 30-Tage-Wiederaufnahmen nach Nierentransplantation</w:t>
       </w:r>
     </w:p>
     <w:p>
@@ -88,12 +88,12 @@
           <w:color w:val="666666"/>
           <w:sz w:val="18"/>
         </w:rPr>
-        <w:t>Shen Z et al.  ·  BMC Med Inform Decis Mak  ·  22.10.2026  ·  PMID 42907983</w:t>
+        <w:t>Pinto-Ramírez J et al.  ·  BMC Med Inform Decis Mak  ·  28.07.2026  ·  PMID 42919237</w:t>
       </w:r>
     </w:p>
     <w:p>
       <w:r>
-        <w:t>Retrospektive Kohortenstudie mit 7716 Patienten aus MIMIC-IV-Datenbank zum Vergleich von sechs Machine-Learning-Algorithmen für Mortalitätsprognose bei septischen Diabetespatienten auf Intensivstationen.</w:t>
+        <w:t>Retrospektive Kohortenstudie (2.110 Erwachsene, 2008–2023) zur Entwicklung eines ML-Modells (Random Forest, XGBoost) für 30-Tage-Wiederaufnahmen mit Validierung und web-basiertem Risikokalkulator für Klinikteams.</w:t>
       </w:r>
     </w:p>
     <w:p>
@@ -104,7 +104,7 @@
         <w:t xml:space="preserve">Ergebnis: </w:t>
       </w:r>
       <w:r>
-        <w:t>Gradient Boosting Decision Tree erreichte beste Vorhersagegüte (AUC 0,792) und übertraf konventionellen SOFA-Score. SHAP-Analyse zeigte klinische Feature-Hierarchie. Modellinterpretierbarkeit ermöglichte potenzielle Adoption in der Klinik.</w:t>
+        <w:t>Wiederaufnahmerate 14,5 %. XGBoost erzielte höchste Diskriminierung (AUC 0,750, 95%-KI 0,722–0,778). Random Forest (AUC 0,744) und logistische Regression (AUC 0,747) vergleichbar. Wichtigste Prädiktoren: Aufenthaltsdauer, Dialysedauer, GFR Tag 7, Empfängeralter, chirurgische Reintervention. Web-basierter Kalkulator verfügbar; externe Validierung ausstehend.</w:t>
       </w:r>
     </w:p>
     <w:p>
@@ -119,7 +119,7 @@
         <w:rPr>
           <w:sz w:val="19"/>
         </w:rPr>
-        <w:t>USA-Daten, aber Methodik und Sepsis-Management sind übertragbar</w:t>
+        <w:t>Kolumbien, aber Methodik und Prognoseansatz direkt auf deutsche Transplantationszentren übertragbar.</w:t>
       </w:r>
     </w:p>
     <w:p>
@@ -128,7 +128,7 @@
           <w:color w:val="5A7D3A"/>
           <w:sz w:val="18"/>
         </w:rPr>
-        <w:t>https://pubmed.ncbi.nlm.nih.gov/42907983/</w:t>
+        <w:t>https://pubmed.ncbi.nlm.nih.gov/42919237/</w:t>
       </w:r>
     </w:p>
     <w:p>
@@ -136,7 +136,7 @@
         <w:pStyle w:val="Heading2"/>
       </w:pPr>
       <w:r>
-        <w:t>LLM-Zuverlässigkeit beim Feedback zu ärztlichen Zusammenfassungen in Virtual-Patient-Systemen</w:t>
+        <w:t>ML-Modell aus quantitativer MRT und klinischen Variablen sagt Gehfähigkeitsverlust bei DMD voraus</w:t>
       </w:r>
     </w:p>
     <w:p>
@@ -146,12 +146,12 @@
           <w:color w:val="666666"/>
           <w:sz w:val="18"/>
         </w:rPr>
-        <w:t>Stadler P et al.  ·  JMIR Med Educ  ·  21.10.2026  ·  PMID 42906147</w:t>
+        <w:t>Liu C et al.  ·  J Cachexia Sarcopenia Muscle  ·  Okt. 2026  ·  PMID 42913715</w:t>
       </w:r>
     </w:p>
     <w:p>
       <w:r>
-        <w:t>Experimentelle Studie mit 122 bewerteten Fallzusammenfassungen (Englisch/Deutsch) aus 6 Virtual-Patient-Fällen zum Test von vier LLMs (Claude, GPT-4o, Mistral Large/7B) bei rubrik-gestütztem Scoring mit verschiedenen Prompting-Strategien.</w:t>
+        <w:t>Prospektive Studie (188 DMD-Jungen, 43,5 Monate Follow-up) zur Entwicklung eines Random-Survival-Forest-Modells mit Fettinfiltrations-MRT-Parametern und klinischen Variablen zur individualisierten Risikovorhersage für Gehfähigkeitsverlust.</w:t>
       </w:r>
     </w:p>
     <w:p>
@@ -162,7 +162,7 @@
         <w:t xml:space="preserve">Ergebnis: </w:t>
       </w:r>
       <w:r>
-        <w:t>Große geschlossene Modelle (Claude, GPT-4o, Mistral Large) zeigten hohe Test-Retest-Zuverlässigkeit (ICC≥0,92). Claude war praktisch deterministisch (ICC/Fleiss κ≥0,99). Few-shot+CoT-Prompting erzielte beste Konkordanz mit Experten: Mistral Large 77 % Genauigkeit, Gwet AC1 0,85. LLMs können skalierbare formale Feedback geben, sollten aber Expertenurteil ergänzen, nicht ersetzen.</w:t>
+        <w:t>66 Patienten (35,1 %) erlebten Gehfähigkeitsverlust. RSF-Modell mit 6 Prädiktoren (NSAA-Score, MRC%, Alter, 3 Fettinfiltrationswerte): C-Index 0,870 (95%-KI 0,764–0,957), überlegen gegenüber klinischem Cox (0,804) und Ridge-Cox (0,853). Zeit-abhängige AUCs 0,984/0,971/0,913/0,850 bei 12/24/36/48 Monaten. Risikogruppen-Stratifikation mit log-rank p = 0,0025. Web-Tool verfügbar.</w:t>
       </w:r>
     </w:p>
     <w:p>
@@ -177,7 +177,7 @@
         <w:rPr>
           <w:sz w:val="19"/>
         </w:rPr>
-        <w:t>Deutsche Fallstudien, europäische Kliniken, Lehrkontext</w:t>
+        <w:t>China, aber Methodik mit quantitativer MRT und genetischen Markern auf europäische DMD-Zentren mit ähnlicher Ausstattung übertragbar.</w:t>
       </w:r>
     </w:p>
     <w:p>
@@ -186,7 +186,7 @@
           <w:color w:val="5A7D3A"/>
           <w:sz w:val="18"/>
         </w:rPr>
-        <w:t>https://pubmed.ncbi.nlm.nih.gov/42906147/</w:t>
+        <w:t>https://pubmed.ncbi.nlm.nih.gov/42913715/</w:t>
       </w:r>
     </w:p>
     <w:p>
@@ -194,7 +194,7 @@
         <w:pStyle w:val="Heading2"/>
       </w:pPr>
       <w:r>
-        <w:t>KI-gestützte Delir-Risikovorhersage versus 4AT-Score in der Traumatologie</w:t>
+        <w:t>Ethik der Telerehabilitation in der Krebsnachsorge: Versorgungsgerechtigkeit und Verantwortung</w:t>
       </w:r>
     </w:p>
     <w:p>
@@ -204,12 +204,12 @@
           <w:color w:val="666666"/>
           <w:sz w:val="18"/>
         </w:rPr>
-        <w:t>Franceschini K et al.  ·  JMIR Form Res  ·  21.10.2026  ·  PMID 42906075</w:t>
+        <w:t>Lorenz MC et al.  ·  J Med Internet Res  ·  22.10.2026  ·  PMID 42912965</w:t>
       </w:r>
     </w:p>
     <w:p>
       <w:r>
-        <w:t>Prospektive Kohortenstudie an 2002 Patienten einer Traumastation, die KI-basierte Delir-Vorhersage mit dem etablierten 4AT-Screening-Tool verglichen hat.</w:t>
+        <w:t>Qualitative Analyse von Leitlinien und Fachliteratur zur Telerehabilitation nach Krebsbehandlung, mit Fokus auf Verantwortung in drei Bereichen: interpersonale Versorgungsqualität, rechtliche Rahmenbedingungen und Positionierung im Gesundheitssystem.</w:t>
       </w:r>
     </w:p>
     <w:p>
@@ -220,7 +220,7 @@
         <w:t xml:space="preserve">Ergebnis: </w:t>
       </w:r>
       <w:r>
-        <w:t>Die KI-basierte Methode erkannte 87,3 % der Patienten mit späterem Delir korrekt als Risikopatienten (vs. 28,0 % für 4AT), bei allerdings niedrigerer Spezifität (73,9 % vs. 96,3 %). AUC 0,884. Das Tool ermöglicht proaktive Risikovorhersage bereits bei Aufnahme ohne administrativen Mehraufwand.</w:t>
+        <w:t>Die Autoren identifizierten, dass ethische Diskussionen zu Telerehabilitation sich überwiegend auf Sicherheit, Datenschutz und Compliance konzentrieren, während Zwecksetzung, Gerechtigkeit und Patientenperspektiven unterrepräsentiert sind. Nutzen und Lasten hängen von Alter, digitaler Kompetenz, Konnektivität, Betreuungsverfügbarkeit und Behinderungen ab – Gerechtigkeitsansprüche gelten daher nicht universell.</w:t>
       </w:r>
     </w:p>
     <w:p>
@@ -235,7 +235,7 @@
         <w:rPr>
           <w:sz w:val="19"/>
         </w:rPr>
-        <w:t>Österreich, klinische Daten elektronischer Krankenakten, direkter Versorgungsnutzen</w:t>
+        <w:t>Europäische Studie, deutsche Beteiligung; direkt übertragbar auf deutsches Gesundheitssystem und seine Versorgungsverpflichtung.</w:t>
       </w:r>
     </w:p>
     <w:p>
@@ -244,7 +244,7 @@
           <w:color w:val="5A7D3A"/>
           <w:sz w:val="18"/>
         </w:rPr>
-        <w:t>https://pubmed.ncbi.nlm.nih.gov/42906075/</w:t>
+        <w:t>https://pubmed.ncbi.nlm.nih.gov/42912965/</w:t>
       </w:r>
     </w:p>
     <w:p>
@@ -252,7 +252,7 @@
         <w:pStyle w:val="Heading2"/>
       </w:pPr>
       <w:r>
-        <w:t>Psychosoziale Faktoren in der Telecare-Akzeptanz durch Pflegepersonen im Alter</w:t>
+        <w:t>KI-gestützte Echtzeit-Klassifikation von Kolonialpolypen: europäisch-japanische Multicenterstudie</w:t>
       </w:r>
     </w:p>
     <w:p>
@@ -262,12 +262,12 @@
           <w:color w:val="666666"/>
           <w:sz w:val="18"/>
         </w:rPr>
-        <w:t>Dolničar V et al.  ·  JMIR Aging  ·  20.10.2026  ·  PMID 42904387</w:t>
+        <w:t>Olabintan O et al.  ·  JMIR Res Protoc  ·  21.10.2026  ·  PMID 42905971</w:t>
       </w:r>
     </w:p>
     <w:p>
       <w:r>
-        <w:t>Querschnittsstudie mit 526 Pflegepersonen in Slowenien zu Faktoren der Telecare-Nutzungsabsicht, unter Erweiterung des UTAUT-Modells um psychosoziale Outcomes (Sicherheitsgefühl, Beruhigung, Verbundenheit).</w:t>
+        <w:t>Protokoll für prospektive Multicenterstudie mit über 17.000 Bildern aus 9 Zentren (8 europäisch, 1 japanisch) zur Entwicklung eines multiklassifizierten AI-Systems (Nichtneoplasie, niedrig-/hochgradige Adenome, sessile Polypen, invasives Karzinom) zur Verbesserung der optischen Diagnostik während Koloskopie.</w:t>
       </w:r>
     </w:p>
     <w:p>
@@ -278,7 +278,7 @@
         <w:t xml:space="preserve">Ergebnis: </w:t>
       </w:r>
       <w:r>
-        <w:t>Psychosoziale Outcomes zeigten stärkste Assoziation mit Nutzungsabsicht (β=0,41, p&lt;0,001). Leistungserwartung (β=0,52), förderliche Bedingungen (β=0,11) und sozialer Einfluss (β=0,21) signifikant. Modell erklärte 54 % der Varianz. Psychosoziale Faktoren sind kritischer als bloße Funktionalität.</w:t>
+        <w:t>Studienprotokoll; Zieldefinition: 85 % Genauigkeit der AI-Klassifikation. Einsatz von SimCLR-basiertem halbüberwachtem Lernen mit Grad-CAM für Interpretierbarkeit. Datenmanagement über REDCap mit Deidentifikation geplant. Ziel ist klinisch anwendbares, multimodales System jenseits binärer Klassifizierung.</w:t>
       </w:r>
     </w:p>
     <w:p>
@@ -293,7 +293,7 @@
         <w:rPr>
           <w:sz w:val="19"/>
         </w:rPr>
-        <w:t>Slowenien, europäischer Kontext, aber Prätest-Absicht, nicht tatsächliche Nutzung</w:t>
+        <w:t>Hauptsächlich europäische Zentren (UK, Spanien, Norwegen, Deutschland, Italien, Dänemark); deutsches Zentrum beteiligt; direkt relevant für deutsche Klinikpraxis.</w:t>
       </w:r>
     </w:p>
     <w:p>
@@ -302,7 +302,7 @@
           <w:color w:val="5A7D3A"/>
           <w:sz w:val="18"/>
         </w:rPr>
-        <w:t>https://pubmed.ncbi.nlm.nih.gov/42904387/</w:t>
+        <w:t>https://pubmed.ncbi.nlm.nih.gov/42905971/</w:t>
       </w:r>
     </w:p>
     <w:p>
@@ -310,7 +310,7 @@
         <w:pStyle w:val="Heading2"/>
       </w:pPr>
       <w:r>
-        <w:t>Ärztebewertung von Datenqualität in neuem länderübergreifendem EHR-System</w:t>
+        <w:t>LLM-Zugang erhöht Gesundheitskompetenz, nicht rational begründete Arzneimittelnutzung: Querschnittsstudie</w:t>
       </w:r>
     </w:p>
     <w:p>
@@ -320,12 +320,12 @@
           <w:color w:val="666666"/>
           <w:sz w:val="18"/>
         </w:rPr>
-        <w:t>Golburean O et al.  ·  JMIR Form Res  ·  20.10.2026  ·  PMID 42902907</w:t>
+        <w:t>Raif K et al.  ·  Front Public Health  ·  06.10.2026  ·  PMID 42903289</w:t>
       </w:r>
     </w:p>
     <w:p>
       <w:r>
-        <w:t>Mixed-Methods-Studie mit Befragung und Interviews von Klinikärzten nach Einführung eines neuen institutionsübergreifenden EHR-Systems in Norwegen (2023–2024).</w:t>
+        <w:t>Strukturgleichungsmodellierung bei 445 Erwachsenen zur Untersuchung, wie KI-Einstellung und individuelle Innovativität über Gesundheitskompetenz auf rationale Arzneimittelnutzung wirken – Fokus auf Unterscheidung zwischen Informationszugang und klinischer Disziplin.</w:t>
       </w:r>
     </w:p>
     <w:p>
@@ -336,7 +336,7 @@
         <w:t xml:space="preserve">Ergebnis: </w:t>
       </w:r>
       <w:r>
-        <w:t>Mehrheit der Ärzte kritisierte Datenorganisation und Überfülle an Informationen; Verbesserungen in Datenzugriff anerkannt. Zeitverlauf-Funktion zur Patientenüberwachung und Chat-Funktion für Kollegenkommunikation als nutzbringend bewertet. Patientenportal verbesserte Kommunikation, aber Nutzbarkeit erfordert umfangreiche Schulung.</w:t>
+        <w:t>Individuelle Innovativität zeigte signifikanten positiven Effekt auf Gesundheitskompetenz (direkt) und rationale Arzneimittelnutzung (vermittelt über Gesundheitskompetenz). Positive KI-Einstellung verbesserte Gesundheitskompetenz signifikant, führte aber nicht zu verbesserter Arzneimittelnutzung. Modellfit: χ²/df = 2,45, CFI = 0,935, RMSEA = 0,062. Kernbefund: algorithmische Anleitung kann ärztliche Überwachung nicht ersetzen.</w:t>
       </w:r>
     </w:p>
     <w:p>
@@ -351,7 +351,7 @@
         <w:rPr>
           <w:sz w:val="19"/>
         </w:rPr>
-        <w:t>Norwegen, vergleichbare EHR-Infrastruktur und Datenschutzstandards</w:t>
+        <w:t>Zypern, kleinere Stichprobe, aber methoden- und sicherheitsbefunde übertragbar; zeigt Risiken bei unkritischer LLM-Nutzung.</w:t>
       </w:r>
     </w:p>
     <w:p>
@@ -360,7 +360,7 @@
           <w:color w:val="5A7D3A"/>
           <w:sz w:val="18"/>
         </w:rPr>
-        <w:t>https://pubmed.ncbi.nlm.nih.gov/42902907/</w:t>
+        <w:t>https://pubmed.ncbi.nlm.nih.gov/42903289/</w:t>
       </w:r>
     </w:p>
     <w:p>
@@ -368,7 +368,7 @@
         <w:pStyle w:val="Heading2"/>
       </w:pPr>
       <w:r>
-        <w:t>LLM-gestützte Harmonisierung widersprüchlicher Leitlinien für Delphi-Konsensfindung</w:t>
+        <w:t>Kontaktlose Radar-basierte Schlafstadien-Klassifikation: Validierungsstudie an 1.022 Probanden</w:t>
       </w:r>
     </w:p>
     <w:p>
@@ -378,12 +378,12 @@
           <w:color w:val="666666"/>
           <w:sz w:val="18"/>
         </w:rPr>
-        <w:t>Haas M et al.  ·  J Med Internet Res  ·  20.10.2026  ·  PMID 42902842</w:t>
+        <w:t>Diao Z et al.  ·  Physiol Meas  ·  20.10.2026  ·  PMID 42838096</w:t>
       </w:r>
     </w:p>
     <w:p>
       <w:r>
-        <w:t>Methodische Studie zur Entwicklung eines reproduzierbaren Workflows für LLM-gestützte Analyse konkurrierender klinischer Leitlinien und Identifikation von Evidenzlücken, am Beispiel Peniskarzinom durchgeführt.</w:t>
+        <w:t>Prospektive Validierungsstudie eines 60-GHz-Radarsystems (Sleepal AI Lamp) zur berührungslosen Schlafklassifikation im Vergleich zu Polysomnographie bei 1.022 Probanden mit normalen und pathologischen Schlafprofilen (Schlafapnoe aller Schweregrade).</w:t>
       </w:r>
     </w:p>
     <w:p>
@@ -394,7 +394,7 @@
         <w:t xml:space="preserve">Ergebnis: </w:t>
       </w:r>
       <w:r>
-        <w:t>Workflow extrahierte 157 Empfehlungen aus 5 Leitlinien und verdichtete diese zu 68 harmonisierten Kandidaten-Items; 15 Konsens-Items, 53 divergente/ambivalente Items, 9 echte Lücken identifiziert. Dreifach-Ensemble-Konsistenzprüfung mit Expertenvalidierung: 62 finale Delphi-ready Items.</w:t>
+        <w:t>Binäre Schlaf-Wach-Klassifikation: 92,7 % Genauigkeit, Cohen's Kappa 0,792, Sensitivität 96,4 %, Spezifität 80,8 %, F1-Score 0,896. Vierstufige Klassifikation (Wach, Light, Deep, REM): 77,2 % Genauigkeit, Kappa 0,677, F1-Score 0,768, ausgeglichene Genauigkeit 77,4 %. Stadienspezifische F1-Scores: Wach 0,839, Light 0,740, Deep 0,691, REM 0,802.</w:t>
       </w:r>
     </w:p>
     <w:p>
@@ -409,7 +409,7 @@
         <w:rPr>
           <w:sz w:val="19"/>
         </w:rPr>
-        <w:t>Deutschland/Europa, Standard-Leitlinienmethodik und Konsensverfahren</w:t>
+        <w:t>Deutschsprachiger Raum möglich, Technologie nicht an proprietäre Systeme gebunden; geeignet für Home-Screening und Langzeit-Überwachung ohne Geräteanschaffung.</w:t>
       </w:r>
     </w:p>
     <w:p>
@@ -418,7 +418,7 @@
           <w:color w:val="5A7D3A"/>
           <w:sz w:val="18"/>
         </w:rPr>
-        <w:t>https://pubmed.ncbi.nlm.nih.gov/42902842/</w:t>
+        <w:t>https://pubmed.ncbi.nlm.nih.gov/42838096/</w:t>
       </w:r>
     </w:p>
     <w:sectPr>
